--- a/docs/lynx_webui_manual.docx
+++ b/docs/lynx_webui_manual.docx
@@ -43,7 +43,7 @@
           <w:b/>
           <w:bCs/>
         </w:rPr>
-        <w:t>G8YTZ / EI3IOB — August 2026 — Version 1.7</w:t>
+        <w:t>G8YTZ / EI3IOB — September 2026 — Version 1.8</w:t>
       </w:r>
     </w:p>
     <w:p>
@@ -144,55 +144,7 @@
           <w:i/>
           <w:iCs/>
         </w:rPr>
-        <w:t xml:space="preserve">Plug B is greyed out on most </w:t>
-      </w:r>
-      <w:proofErr w:type="spellStart"/>
-      <w:r>
-        <w:rPr>
-          <w:i/>
-          <w:iCs/>
-        </w:rPr>
-        <w:t>PicoTuners</w:t>
-      </w:r>
-      <w:proofErr w:type="spellEnd"/>
-      <w:r>
-        <w:rPr>
-          <w:i/>
-          <w:iCs/>
-        </w:rPr>
-        <w:t xml:space="preserve">, and that is correct rather than a fault. The </w:t>
-      </w:r>
-      <w:proofErr w:type="spellStart"/>
-      <w:r>
-        <w:rPr>
-          <w:i/>
-          <w:iCs/>
-        </w:rPr>
-        <w:t>PicoTuner</w:t>
-      </w:r>
-      <w:proofErr w:type="spellEnd"/>
-      <w:r>
-        <w:rPr>
-          <w:i/>
-          <w:iCs/>
-        </w:rPr>
-        <w:t xml:space="preserve"> has only one LNB voltage generator fitted as standard (plug A); a second (VGY) can be added by hand, but until it is, the firmware reports that plug as “absent” — there is no hardware there to switch. Hovering over a greyed button explains this. Earlier versions treated “absent” as simply “off”, which made plug B look like a working control that refused to stay on: the button turned green on the click and reverted on the next status poll. The tuning watchdog also skips a plug reported absent, rather than trying to correct something that cannot be set. See the BATC </w:t>
-      </w:r>
-      <w:proofErr w:type="spellStart"/>
-      <w:r>
-        <w:rPr>
-          <w:i/>
-          <w:iCs/>
-        </w:rPr>
-        <w:t>PicoTuner</w:t>
-      </w:r>
-      <w:proofErr w:type="spellEnd"/>
-      <w:r>
-        <w:rPr>
-          <w:i/>
-          <w:iCs/>
-        </w:rPr>
-        <w:t xml:space="preserve"> wiki for fitting a second generator.</w:t>
+        <w:t xml:space="preserve">Plug B is greyed out on most PicoTuners, and that is correct rather than a fault. The PicoTuner has only one LNB voltage generator fitted as standard (plug A); a second (VGY) can be added by hand, but until it is, the firmware reports that plug as “absent” — there is no hardware there to switch. Hovering over a greyed button explains this. Earlier versions treated “absent” as simply “off”, which made plug B look like a working control that refused to stay on: the button turned green on the click and reverted on the next status poll. The tuning watchdog also skips a plug reported absent, rather than trying to correct something that cannot be set. See the BATC PicoTuner wiki for fitting a second generator.</w:t>
       </w:r>
     </w:p>
     <w:p>
@@ -252,15 +204,7 @@
         <w:spacing w:after="150"/>
       </w:pPr>
       <w:r>
-        <w:t>Manual Tune — frequency (kHz) and symbol rate (</w:t>
-      </w:r>
-      <w:proofErr w:type="spellStart"/>
-      <w:r>
-        <w:t>kS</w:t>
-      </w:r>
-      <w:proofErr w:type="spellEnd"/>
-      <w:r>
-        <w:t>/s), an LNB selector (for satellite work — sets the local-oscillator offset so the frequency field represents the true downlink frequency rather than the IF), and a plug selector:</w:t>
+        <w:t>Manual Tune — frequency (kHz) and symbol rate (kS/s), an LNB selector (for satellite work — sets the local-oscillator offset so the frequency field represents the true downlink frequency rather than the IF), and a plug selector:</w:t>
       </w:r>
     </w:p>
     <w:tbl>
@@ -431,72 +375,23 @@
         <w:spacing w:before="300" w:after="150"/>
       </w:pPr>
       <w:r>
-        <w:t>1.4 Network Streams</w:t>
-      </w:r>
-    </w:p>
-    <w:p>
-      <w:pPr>
-        <w:spacing w:after="150"/>
-      </w:pPr>
-      <w:r>
-        <w:t>Live BATC stream list (refreshable), plus a manual entry field for any other RTMP, SRT, UDP, or RTSP URL. Selecting a stream switches Lynx into stream mode, playing that URL directly rather than the RF path.</w:t>
-      </w:r>
-    </w:p>
-    <w:p>
-      <w:pPr>
-        <w:spacing w:after="150"/>
-      </w:pPr>
-      <w:r>
-        <w:t>Every stream in the list, and the manual URL field, now has its own 💾 button — saves that stream as a named memory, appearing in the same Presets list as RF frequencies (§1.3), and usable from the M5Dial front panel the same way an RF memory is.</w:t>
-      </w:r>
-    </w:p>
-    <w:p>
-      <w:pPr>
-        <w:pStyle w:val="Heading2"/>
-        <w:spacing w:before="300" w:after="150"/>
-      </w:pPr>
-      <w:r>
-        <w:t>1.5 Control</w:t>
-      </w:r>
-    </w:p>
-    <w:p>
-      <w:pPr>
-        <w:spacing w:after="150"/>
-      </w:pPr>
-      <w:r>
-        <w:t>Shutdown — gracefully stops reception, then powers off the whole Raspberry Pi. Unlike Reboot, the Pi does NOT come back up on its own — recovering it needs either physical access to the power, or a remote-controllable power source (e.g. a PoE-managed switch or smart plug) already in place at the site.</w:t>
-      </w:r>
-    </w:p>
-    <w:p>
-      <w:pPr>
-        <w:spacing w:after="150"/>
-      </w:pPr>
-      <w:r>
-        <w:t xml:space="preserve">Stop — closes the Lynx app and its overlay entirely, returning the Pi to its desktop; the receiver stays fully off-air until Lynx is started again. Unlike Shutdown, the Pi itself keeps running — SSH still works, so this can be recovered remotely by starting Lynx again by hand, or simply rebooting the Pi (which brings Lynx back automatically via the normal </w:t>
-      </w:r>
-      <w:proofErr w:type="spellStart"/>
-      <w:r>
-        <w:t>autostart</w:t>
-      </w:r>
-      <w:proofErr w:type="spellEnd"/>
-      <w:r>
-        <w:t>).</w:t>
-      </w:r>
-    </w:p>
-    <w:p>
-      <w:pPr>
-        <w:spacing w:after="150"/>
-      </w:pPr>
-      <w:r>
-        <w:t xml:space="preserve">Reboot — reboots the whole Raspberry Pi (not just the Lynx software), via </w:t>
-      </w:r>
-      <w:proofErr w:type="spellStart"/>
-      <w:r>
-        <w:t>sudo</w:t>
-      </w:r>
-      <w:proofErr w:type="spellEnd"/>
-      <w:r>
-        <w:t xml:space="preserve"> reboot. Asks for confirmation first, since this is disruptive — the receiver and this page will be briefly unreachable while it comes back up.</w:t>
+        <w:t xml:space="preserve">1.4 DVB-T2 Reception (HDHomeRun)</w:t>
+      </w:r>
+    </w:p>
+    <w:p>
+      <w:pPr>
+        <w:spacing w:after="150"/>
+      </w:pPr>
+      <w:r>
+        <w:t xml:space="preserve">A SiliconDust HDHomeRun on the network, used as a fourth source alongside the two Picotuner receivers and the Slave Rx, for DVB-T, DVB-T2 and DVB-C reception. It is not a dongle or a HAT: it sits on the LAN and sends a transport stream to whatever address it is given, so it need not be anywhere near the receiver — a tuner at a repeater site can feed a receiver at home. One box carries two or four tuners, so several channels can be received at once.</w:t>
+      </w:r>
+    </w:p>
+    <w:p>
+      <w:pPr>
+        <w:spacing w:after="150"/>
+      </w:pPr>
+      <w:r>
+        <w:t xml:space="preserve">Found automatically at startup, so a tuner on the same network needs nothing configured. A tuner on a different subnet has to be named — see §3.14. When none is found, neither the panel nor this card appears at all.</w:t>
       </w:r>
     </w:p>
     <w:p>
@@ -513,79 +408,415 @@
           <w:i/>
           <w:iCs/>
         </w:rPr>
-        <w:t>Worth knowing before using Shutdown on a remote/unattended site: only Stop and Reboot can be recovered over SSH alone, since the Pi itself stays running either way. Shutdown genuinely powers the Pi off — neither the Web UI nor SSH will work afterwards — so confirm a way to restore power remotely is actually in place before using it on a site without physical access.</w:t>
-      </w:r>
-    </w:p>
-    <w:p>
-      <w:pPr>
-        <w:spacing w:after="150"/>
-      </w:pPr>
-      <w:r>
-        <w:t>Volume — 100% is unity gain (0dB), the correct setting for sources already mastered to broadcast-normal loudness; it is not “maximum volume” in the usual consumer-device sense. A separate field below sets the default volume applied on boot.</w:t>
-      </w:r>
-    </w:p>
-    <w:p>
-      <w:pPr>
-        <w:spacing w:after="150"/>
-      </w:pPr>
-      <w:r>
-        <w:lastRenderedPageBreak/>
-        <w:t>API Quick Reference — the handful of endpoints most likely to be scripted against directly (tune, stream, volume, stop, status), with a link through to the full, interactive API documentation at /docs.</w:t>
-      </w:r>
-    </w:p>
-    <w:p>
-      <w:pPr>
-        <w:pStyle w:val="Heading2"/>
-        <w:spacing w:before="300" w:after="150"/>
-      </w:pPr>
-      <w:r>
-        <w:t>1.6 Current Config</w:t>
-      </w:r>
-    </w:p>
-    <w:p>
-      <w:pPr>
-        <w:spacing w:after="150"/>
-      </w:pPr>
-      <w:r>
-        <w:t>A read-only summary of the site/Picotuner/diversity configuration currently in effect, with an Edit link through to the full Configuration page (§3).</w:t>
-      </w:r>
-    </w:p>
-    <w:p>
-      <w:pPr>
-        <w:pStyle w:val="Heading2"/>
-        <w:spacing w:before="300" w:after="150"/>
-      </w:pPr>
-      <w:r>
-        <w:t xml:space="preserve">1.7 </w:t>
-      </w:r>
-      <w:proofErr w:type="spellStart"/>
-      <w:r>
-        <w:t>tri_watch</w:t>
-      </w:r>
-      <w:proofErr w:type="spellEnd"/>
-    </w:p>
-    <w:p>
-      <w:pPr>
-        <w:spacing w:after="150"/>
-      </w:pPr>
-      <w:r>
-        <w:t>An opt-in mode letting one receiver simultaneously monitor up to 3 independent sources at once — Rx1, Rx2, and a network stream — rather than the single-source model described above. Configured on the Configuration page (§3.9); with no sources configured there, the rest of the main page behaves exactly as described above, with nothing to notice.</w:t>
-      </w:r>
-    </w:p>
-    <w:p>
-      <w:pPr>
-        <w:spacing w:after="150"/>
-      </w:pPr>
-      <w:r>
-        <w:t>Rx1 and Rx2 stay continuously, independently tuned in the background, so their panels (§1.2) always show live status regardless of what's actually on screen — unlike normal mode, where switching to a stream stops RF from being tracked at all. If the stream is what's currently shown while an RF panel is occupied showing that receiver's own status, a separate Stream panel appears alongside it rather than replacing anything.</w:t>
-      </w:r>
-    </w:p>
-    <w:p>
-      <w:pPr>
-        <w:spacing w:after="150"/>
-      </w:pPr>
-      <w:r>
-        <w:t>Whichever source becomes active first is shown. If a second source becomes active while another is already being displayed, it does not take over immediately — an on-screen notification bubble appears saying it's waiting, and it takes over automatically once the currently-displayed source finishes.</w:t>
+        <w:t xml:space="preserve">Only the HDHR5-2DT and HDHR5-4DT support the narrow channel bandwidths used for amateur DVB-T2. SiliconDust have confirmed this directly: other models receive broadcast multiplexes perfectly well but will never lock a 1 or 2 MHz amateur signal. The two differ only in tuner count. They have also said they are considering a model aimed at amateur use, so this may broaden.</w:t>
+      </w:r>
+    </w:p>
+    <w:p>
+      <w:pPr>
+        <w:pStyle w:val="Heading3"/>
+        <w:spacing w:before="240" w:after="120"/>
+      </w:pPr>
+      <w:r>
+        <w:t xml:space="preserve">Tuning</w:t>
+      </w:r>
+    </w:p>
+    <w:p>
+      <w:pPr>
+        <w:spacing w:after="150"/>
+      </w:pPr>
+      <w:r>
+        <w:t xml:space="preserve">Presets — saved DVB-T2 memories, each holding a frequency, bandwidth and service. Click one to tune to it. These are separate from the Picotuner’s own presets (§1.3) and each list shows only its own: the two are not interchangeable.</w:t>
+      </w:r>
+    </w:p>
+    <w:p>
+      <w:pPr>
+        <w:spacing w:after="150"/>
+      </w:pPr>
+      <w:r>
+        <w:t xml:space="preserve">Manual Tune (kHz) — frequency and channel bandwidth. Frequency is in kHz, matching the Picotuner card above and Lynx’s convention throughout.</w:t>
+      </w:r>
+    </w:p>
+    <w:tbl>
+      <w:tblPr>
+        <w:tblStyle w:val="TableGrid"/>
+        <w:tblW w:w="9000" w:type="dxa"/>
+        <w:tblBorders>
+          <w:top w:val="single" w:sz="4" w:space="0" w:color="auto"/>
+          <w:left w:val="single" w:sz="4" w:space="0" w:color="auto"/>
+          <w:bottom w:val="single" w:sz="4" w:space="0" w:color="auto"/>
+          <w:right w:val="single" w:sz="4" w:space="0" w:color="auto"/>
+          <w:insideH w:val="single" w:sz="4" w:space="0" w:color="auto"/>
+          <w:insideV w:val="single" w:sz="4" w:space="0" w:color="auto"/>
+        </w:tblBorders>
+        <w:tblCellMar>
+          <w:left w:w="10" w:type="dxa"/>
+          <w:right w:w="10" w:type="dxa"/>
+        </w:tblCellMar>
+        <w:tblLook w:val="0000"/>
+      </w:tblPr>
+      <w:tblGrid>
+        <w:gridCol w:w="3000"/>
+        <w:gridCol w:w="6000"/>
+      </w:tblGrid>
+      <w:tr>
+        <w:tc>
+          <w:tcPr>
+            <w:tcW w:w="3000" w:type="dxa"/>
+            <w:shd w:val="clear" w:color="auto" w:fill="2C3E50"/>
+          </w:tcPr>
+          <w:p>
+            <w:r>
+              <w:rPr>
+                <w:b/>
+                <w:bCs/>
+                <w:color w:val="FFFFFF"/>
+              </w:rPr>
+              <w:t xml:space="preserve">Field</w:t>
+            </w:r>
+          </w:p>
+        </w:tc>
+        <w:tc>
+          <w:tcPr>
+            <w:tcW w:w="6000" w:type="dxa"/>
+            <w:shd w:val="clear" w:color="auto" w:fill="2C3E50"/>
+          </w:tcPr>
+          <w:p>
+            <w:r>
+              <w:rPr>
+                <w:b/>
+                <w:bCs/>
+                <w:color w:val="FFFFFF"/>
+              </w:rPr>
+              <w:t xml:space="preserve">Meaning</w:t>
+            </w:r>
+          </w:p>
+        </w:tc>
+      </w:tr>
+      <w:tr>
+        <w:tc>
+          <w:tcPr>
+            <w:tcW w:w="3000" w:type="dxa"/>
+          </w:tcPr>
+          <w:p>
+            <w:r>
+              <w:t xml:space="preserve">Frequency (kHz)</w:t>
+            </w:r>
+          </w:p>
+        </w:tc>
+        <w:tc>
+          <w:tcPr>
+            <w:tcW w:w="6000" w:type="dxa"/>
+          </w:tcPr>
+          <w:p>
+            <w:r>
+              <w:t xml:space="preserve">Where to tune. Arbitrary frequencies are accepted, not just a broadcast channel plan, so the amateur bands are reachable directly.</w:t>
+            </w:r>
+          </w:p>
+        </w:tc>
+      </w:tr>
+      <w:tr>
+        <w:tc>
+          <w:tcPr>
+            <w:tcW w:w="3000" w:type="dxa"/>
+          </w:tcPr>
+          <w:p>
+            <w:r>
+              <w:t xml:space="preserve">Bandwidth</w:t>
+            </w:r>
+          </w:p>
+        </w:tc>
+        <w:tc>
+          <w:tcPr>
+            <w:tcW w:w="6000" w:type="dxa"/>
+          </w:tcPr>
+          <w:p>
+            <w:r>
+              <w:t xml:space="preserve">The channel width, not the bitrate. 1 and 2 MHz are the narrowband amateur modes; 6, 7 and 8 MHz are broadcast. The full ladder covers both ends of what amateur television does — a narrowband experiment here, and the wide DVB-T of the German DB0 repeaters or VK3RTV’s 7 MHz elsewhere.</w:t>
+            </w:r>
+          </w:p>
+        </w:tc>
+      </w:tr>
+      <w:tr>
+        <w:tc>
+          <w:tcPr>
+            <w:tcW w:w="3000" w:type="dxa"/>
+          </w:tcPr>
+          <w:p>
+            <w:r>
+              <w:t xml:space="preserve">Service</w:t>
+            </w:r>
+          </w:p>
+        </w:tc>
+        <w:tc>
+          <w:tcPr>
+            <w:tcW w:w="6000" w:type="dxa"/>
+          </w:tcPr>
+          <w:p>
+            <w:r>
+              <w:t xml:space="preserve">Which service within the multiplex, listed by name and filled from the multiplex itself after each tune. Changing it switches service immediately without retuning — the tuner is already locked, so nothing has to be reacquired.</w:t>
+            </w:r>
+          </w:p>
+        </w:tc>
+      </w:tr>
+    </w:tbl>
+    <w:p>
+      <w:pPr>
+        <w:spacing w:after="150"/>
+      </w:pPr>
+      <w:r>
+        <w:t xml:space="preserve"/>
+      </w:r>
+    </w:p>
+    <w:p>
+      <w:pPr>
+        <w:spacing w:after="150"/>
+      </w:pPr>
+      <w:r>
+        <w:t xml:space="preserve">There is no DVB-T / DVB-T2 selector. The tuner detects the standard itself, so Lynx tries DVB-T2 and falls back to DVB-T rather than asking the operator to name something the device already knows.</w:t>
+      </w:r>
+    </w:p>
+    <w:p>
+      <w:pPr>
+        <w:spacing w:after="150"/>
+      </w:pPr>
+      <w:r>
+        <w:t xml:space="preserve">Two small buttons next to Tune, as on the Picotuner card: 💾 saves the current frequency, bandwidth and service as a preset; 🏠 sets it as the boot-time default, used when there is no previous state to resume.</w:t>
+      </w:r>
+    </w:p>
+    <w:p>
+      <w:pPr>
+        <w:pStyle w:val="Heading3"/>
+        <w:spacing w:before="240" w:after="120"/>
+      </w:pPr>
+      <w:r>
+        <w:t xml:space="preserve">The DVB-T2 panel</w:t>
+      </w:r>
+    </w:p>
+    <w:p>
+      <w:pPr>
+        <w:spacing w:after="150"/>
+      </w:pPr>
+      <w:r>
+        <w:t xml:space="preserve">Live status, shown in the source list between Tuner Rx 2 and Stream, and on the OSD.</w:t>
+      </w:r>
+    </w:p>
+    <w:tbl>
+      <w:tblPr>
+        <w:tblStyle w:val="TableGrid"/>
+        <w:tblW w:w="9000" w:type="dxa"/>
+        <w:tblBorders>
+          <w:top w:val="single" w:sz="4" w:space="0" w:color="auto"/>
+          <w:left w:val="single" w:sz="4" w:space="0" w:color="auto"/>
+          <w:bottom w:val="single" w:sz="4" w:space="0" w:color="auto"/>
+          <w:right w:val="single" w:sz="4" w:space="0" w:color="auto"/>
+          <w:insideH w:val="single" w:sz="4" w:space="0" w:color="auto"/>
+          <w:insideV w:val="single" w:sz="4" w:space="0" w:color="auto"/>
+        </w:tblBorders>
+        <w:tblCellMar>
+          <w:left w:w="10" w:type="dxa"/>
+          <w:right w:w="10" w:type="dxa"/>
+        </w:tblCellMar>
+        <w:tblLook w:val="0000"/>
+      </w:tblPr>
+      <w:tblGrid>
+        <w:gridCol w:w="3000"/>
+        <w:gridCol w:w="6000"/>
+      </w:tblGrid>
+      <w:tr>
+        <w:tc>
+          <w:tcPr>
+            <w:tcW w:w="3000" w:type="dxa"/>
+            <w:shd w:val="clear" w:color="auto" w:fill="2C3E50"/>
+          </w:tcPr>
+          <w:p>
+            <w:r>
+              <w:rPr>
+                <w:b/>
+                <w:bCs/>
+                <w:color w:val="FFFFFF"/>
+              </w:rPr>
+              <w:t xml:space="preserve">Row</w:t>
+            </w:r>
+          </w:p>
+        </w:tc>
+        <w:tc>
+          <w:tcPr>
+            <w:tcW w:w="6000" w:type="dxa"/>
+            <w:shd w:val="clear" w:color="auto" w:fill="2C3E50"/>
+          </w:tcPr>
+          <w:p>
+            <w:r>
+              <w:rPr>
+                <w:b/>
+                <w:bCs/>
+                <w:color w:val="FFFFFF"/>
+              </w:rPr>
+              <w:t xml:space="preserve">Meaning</w:t>
+            </w:r>
+          </w:p>
+        </w:tc>
+      </w:tr>
+      <w:tr>
+        <w:tc>
+          <w:tcPr>
+            <w:tcW w:w="3000" w:type="dxa"/>
+          </w:tcPr>
+          <w:p>
+            <w:r>
+              <w:t xml:space="preserve">Callsign / Programme</w:t>
+            </w:r>
+          </w:p>
+        </w:tc>
+        <w:tc>
+          <w:tcPr>
+            <w:tcW w:w="6000" w:type="dxa"/>
+          </w:tcPr>
+          <w:p>
+            <w:r>
+              <w:t xml:space="preserve">Both come from the service name carried in the multiplex. On an amateur transmission that is the station’s callsign, so the two usually agree; on a broadcast multiplex the Programme is the channel name and the Callsign is left empty.</w:t>
+            </w:r>
+          </w:p>
+        </w:tc>
+      </w:tr>
+      <w:tr>
+        <w:tc>
+          <w:tcPr>
+            <w:tcW w:w="3000" w:type="dxa"/>
+          </w:tcPr>
+          <w:p>
+            <w:r>
+              <w:t xml:space="preserve">Frequency / Bandwidth / Standard</w:t>
+            </w:r>
+          </w:p>
+        </w:tc>
+        <w:tc>
+          <w:tcPr>
+            <w:tcW w:w="6000" w:type="dxa"/>
+          </w:tcPr>
+          <w:p>
+            <w:r>
+              <w:t xml:space="preserve">What the tuner is actually locked to, as it reports it.</w:t>
+            </w:r>
+          </w:p>
+        </w:tc>
+      </w:tr>
+      <w:tr>
+        <w:tc>
+          <w:tcPr>
+            <w:tcW w:w="3000" w:type="dxa"/>
+          </w:tcPr>
+          <w:p>
+            <w:r>
+              <w:t xml:space="preserve">SNQ</w:t>
+            </w:r>
+          </w:p>
+        </w:tc>
+        <w:tc>
+          <w:tcPr>
+            <w:tcW w:w="6000" w:type="dxa"/>
+          </w:tcPr>
+          <w:p>
+            <w:r>
+              <w:t xml:space="preserve">Signal-to-noise quality, 0–100. How clean the signal looks to the demodulator before error correction, which makes it the closest thing here to MER.</w:t>
+            </w:r>
+          </w:p>
+        </w:tc>
+      </w:tr>
+      <w:tr>
+        <w:tc>
+          <w:tcPr>
+            <w:tcW w:w="3000" w:type="dxa"/>
+          </w:tcPr>
+          <w:p>
+            <w:r>
+              <w:t xml:space="preserve">SEQ</w:t>
+            </w:r>
+          </w:p>
+        </w:tc>
+        <w:tc>
+          <w:tcPr>
+            <w:tcW w:w="6000" w:type="dxa"/>
+          </w:tcPr>
+          <w:p>
+            <w:r>
+              <w:t xml:space="preserve">Symbol error quality, 0–100. How well the error correction is coping, which behaves more like margin: it sits at 100 until the correction starts to struggle, and it is the one that warns a picture is about to break up.</w:t>
+            </w:r>
+          </w:p>
+        </w:tc>
+      </w:tr>
+      <w:tr>
+        <w:tc>
+          <w:tcPr>
+            <w:tcW w:w="3000" w:type="dxa"/>
+          </w:tcPr>
+          <w:p>
+            <w:r>
+              <w:t xml:space="preserve">Level</w:t>
+            </w:r>
+          </w:p>
+        </w:tc>
+        <w:tc>
+          <w:tcPr>
+            <w:tcW w:w="6000" w:type="dxa"/>
+          </w:tcPr>
+          <w:p>
+            <w:r>
+              <w:t xml:space="preserve">Signal strength, 0–100. Uncalibrated, so it means little on its own, but a useful relative measure — with nothing connected it reads about 7, and with a signal present it reads in the 90s.</w:t>
+            </w:r>
+          </w:p>
+        </w:tc>
+      </w:tr>
+      <w:tr>
+        <w:tc>
+          <w:tcPr>
+            <w:tcW w:w="3000" w:type="dxa"/>
+          </w:tcPr>
+          <w:p>
+            <w:r>
+              <w:t xml:space="preserve">Bitrate</w:t>
+            </w:r>
+          </w:p>
+        </w:tc>
+        <w:tc>
+          <w:tcPr>
+            <w:tcW w:w="6000" w:type="dxa"/>
+          </w:tcPr>
+          <w:p>
+            <w:r>
+              <w:t xml:space="preserve">The selected service’s own rate, not the multiplex’s.</w:t>
+            </w:r>
+          </w:p>
+        </w:tc>
+      </w:tr>
+      <w:tr>
+        <w:tc>
+          <w:tcPr>
+            <w:tcW w:w="3000" w:type="dxa"/>
+          </w:tcPr>
+          <w:p>
+            <w:r>
+              <w:t xml:space="preserve">Codec / Audio Codec</w:t>
+            </w:r>
+          </w:p>
+        </w:tc>
+        <w:tc>
+          <w:tcPr>
+            <w:tcW w:w="6000" w:type="dxa"/>
+          </w:tcPr>
+          <w:p>
+            <w:r>
+              <w:t xml:space="preserve">Read from the player rather than the tuner, so they report what is actually being decoded. MPEG-2, H.264 and HEVC all work.</w:t>
+            </w:r>
+          </w:p>
+        </w:tc>
+      </w:tr>
+    </w:tbl>
+    <w:p>
+      <w:pPr>
+        <w:spacing w:after="150"/>
+      </w:pPr>
+      <w:r>
+        <w:t xml:space="preserve"/>
       </w:r>
     </w:p>
     <w:p>
@@ -597,21 +828,205 @@
         <w:spacing w:before="100" w:after="200"/>
         <w:ind w:left="200"/>
       </w:pPr>
-      <w:proofErr w:type="spellStart"/>
       <w:r>
         <w:rPr>
           <w:i/>
           <w:iCs/>
         </w:rPr>
-        <w:t>tri_watch</w:t>
-      </w:r>
-      <w:proofErr w:type="spellEnd"/>
+        <w:t xml:space="preserve">SNQ and SEQ are deliberately not labelled MER and margin. They are percentages rather than dB and are measured differently, so they should not be compared with a DVB-S2 receiver’s figures. The magic eye carries SEQ and level for this source, for the same reason.</w:t>
+      </w:r>
+    </w:p>
+    <w:p>
+      <w:pPr>
+        <w:pStyle w:val="Heading3"/>
+        <w:spacing w:before="240" w:after="120"/>
+      </w:pPr>
+      <w:r>
+        <w:t xml:space="preserve">Logging and the station map</w:t>
+      </w:r>
+    </w:p>
+    <w:p>
+      <w:pPr>
+        <w:spacing w:after="150"/>
+      </w:pPr>
+      <w:r>
+        <w:t xml:space="preserve">A contact on an amateur frequency is logged to QRZ and drawn on a Pathfinder card (§3.10) exactly as a DVB-S2 contact is, using the callsign from the service name. The ADIF mode reads “DVB-T2 1 MHz” — the standard and the channel width, which is what an operator would say — and the comment carries SNQ, SEQ and level, where a percentage cannot be mistaken for a dB figure.</w:t>
+      </w:r>
+    </w:p>
+    <w:p>
+      <w:pPr>
+        <w:pBdr>
+          <w:left w:val="single" w:sz="12" w:space="8" w:color="E8A33D"/>
+        </w:pBdr>
+        <w:shd w:val="clear" w:color="auto" w:fill="FFF4E5"/>
+        <w:spacing w:before="100" w:after="200"/>
+        <w:ind w:left="200"/>
+      </w:pPr>
       <w:r>
         <w:rPr>
           <w:i/>
           <w:iCs/>
         </w:rPr>
-        <w:t xml:space="preserve"> replaces the normal boot default/resume-last-state behaviour (§1.3) — every configured, enabled source is actively re-tuned at startup instead, every time.</w:t>
+        <w:t xml:space="preserve">A broadcast frequency is not logged. The test is the frequency, not the name: what band a tuner is on is a fact, whereas whether a name looks like a callsign is a guess, and a broadcast multiplex would otherwise put its channel name into the logbook as a callsign.</w:t>
+      </w:r>
+    </w:p>
+    <w:p>
+      <w:pPr>
+        <w:pStyle w:val="Heading2"/>
+        <w:spacing w:before="300" w:after="150"/>
+      </w:pPr>
+      <w:r>
+        <w:t>1.5 Network Streams</w:t>
+      </w:r>
+    </w:p>
+    <w:p>
+      <w:pPr>
+        <w:spacing w:after="150"/>
+      </w:pPr>
+      <w:r>
+        <w:t>Live BATC stream list (refreshable), plus a manual entry field for any other RTMP, SRT, UDP, or RTSP URL. Selecting a stream switches Lynx into stream mode, playing that URL directly rather than the RF path.</w:t>
+      </w:r>
+    </w:p>
+    <w:p>
+      <w:pPr>
+        <w:spacing w:after="150"/>
+      </w:pPr>
+      <w:r>
+        <w:t>Every stream in the list, and the manual URL field, now has its own 💾 button — saves that stream as a named memory, appearing in the same Presets list as RF frequencies (§1.3), and usable from the M5Dial front panel the same way an RF memory is.</w:t>
+      </w:r>
+    </w:p>
+    <w:p>
+      <w:pPr>
+        <w:pStyle w:val="Heading2"/>
+        <w:spacing w:before="300" w:after="150"/>
+      </w:pPr>
+      <w:r>
+        <w:t>1.6 Control</w:t>
+      </w:r>
+    </w:p>
+    <w:p>
+      <w:pPr>
+        <w:spacing w:after="150"/>
+      </w:pPr>
+      <w:r>
+        <w:t>Shutdown — gracefully stops reception, then powers off the whole Raspberry Pi. Unlike Reboot, the Pi does NOT come back up on its own — recovering it needs either physical access to the power, or a remote-controllable power source (e.g. a PoE-managed switch or smart plug) already in place at the site.</w:t>
+      </w:r>
+    </w:p>
+    <w:p>
+      <w:pPr>
+        <w:spacing w:after="150"/>
+      </w:pPr>
+      <w:r>
+        <w:t xml:space="preserve">Stop — closes the Lynx app and its overlay entirely, returning the Pi to its desktop; the receiver stays fully off-air until Lynx is started again. Unlike Shutdown, the Pi itself keeps running — SSH still works, so this can be recovered remotely by starting Lynx again by hand, or simply rebooting the Pi (which brings Lynx back automatically via the normal autostart).</w:t>
+      </w:r>
+    </w:p>
+    <w:p>
+      <w:pPr>
+        <w:spacing w:after="150"/>
+      </w:pPr>
+      <w:r>
+        <w:t xml:space="preserve">Reboot — reboots the whole Raspberry Pi (not just the Lynx software), via sudo reboot. Asks for confirmation first, since this is disruptive — the receiver and this page will be briefly unreachable while it comes back up.</w:t>
+      </w:r>
+    </w:p>
+    <w:p>
+      <w:pPr>
+        <w:pBdr>
+          <w:left w:val="single" w:sz="12" w:space="8" w:color="E8A33D"/>
+        </w:pBdr>
+        <w:shd w:val="clear" w:color="auto" w:fill="FFF4E5"/>
+        <w:spacing w:before="100" w:after="200"/>
+        <w:ind w:left="200"/>
+      </w:pPr>
+      <w:r>
+        <w:rPr>
+          <w:i/>
+          <w:iCs/>
+        </w:rPr>
+        <w:t>Worth knowing before using Shutdown on a remote/unattended site: only Stop and Reboot can be recovered over SSH alone, since the Pi itself stays running either way. Shutdown genuinely powers the Pi off — neither the Web UI nor SSH will work afterwards — so confirm a way to restore power remotely is actually in place before using it on a site without physical access.</w:t>
+      </w:r>
+    </w:p>
+    <w:p>
+      <w:pPr>
+        <w:spacing w:after="150"/>
+      </w:pPr>
+      <w:r>
+        <w:t>Volume — 100% is unity gain (0dB), the correct setting for sources already mastered to broadcast-normal loudness; it is not “maximum volume” in the usual consumer-device sense. A separate field below sets the default volume applied on boot.</w:t>
+      </w:r>
+    </w:p>
+    <w:p>
+      <w:pPr>
+        <w:spacing w:after="150"/>
+      </w:pPr>
+      <w:r>
+        <w:lastRenderedPageBreak/>
+        <w:t>API Quick Reference — the handful of endpoints most likely to be scripted against directly (tune, stream, volume, stop, status), with a link through to the full, interactive API documentation at /docs.</w:t>
+      </w:r>
+    </w:p>
+    <w:p>
+      <w:pPr>
+        <w:pStyle w:val="Heading2"/>
+        <w:spacing w:before="300" w:after="150"/>
+      </w:pPr>
+      <w:r>
+        <w:t>1.7 Current Config</w:t>
+      </w:r>
+    </w:p>
+    <w:p>
+      <w:pPr>
+        <w:spacing w:after="150"/>
+      </w:pPr>
+      <w:r>
+        <w:t>A read-only summary of the site/Picotuner/diversity configuration currently in effect, with an Edit link through to the full Configuration page (§3).</w:t>
+      </w:r>
+    </w:p>
+    <w:p>
+      <w:pPr>
+        <w:pStyle w:val="Heading2"/>
+        <w:spacing w:before="300" w:after="150"/>
+      </w:pPr>
+      <w:r>
+        <w:t xml:space="preserve">1.8 tri_watch</w:t>
+      </w:r>
+    </w:p>
+    <w:p>
+      <w:pPr>
+        <w:spacing w:after="150"/>
+      </w:pPr>
+      <w:r>
+        <w:t>An opt-in mode letting one receiver simultaneously monitor up to 3 independent sources at once — Rx1, Rx2, and a network stream — rather than the single-source model described above. Configured on the Configuration page (§3.9); with no sources configured there, the rest of the main page behaves exactly as described above, with nothing to notice.</w:t>
+      </w:r>
+    </w:p>
+    <w:p>
+      <w:pPr>
+        <w:spacing w:after="150"/>
+      </w:pPr>
+      <w:r>
+        <w:t>Rx1 and Rx2 stay continuously, independently tuned in the background, so their panels (§1.2) always show live status regardless of what's actually on screen — unlike normal mode, where switching to a stream stops RF from being tracked at all. If the stream is what's currently shown while an RF panel is occupied showing that receiver's own status, a separate Stream panel appears alongside it rather than replacing anything.</w:t>
+      </w:r>
+    </w:p>
+    <w:p>
+      <w:pPr>
+        <w:spacing w:after="150"/>
+      </w:pPr>
+      <w:r>
+        <w:t>Whichever source becomes active first is shown. If a second source becomes active while another is already being displayed, it does not take over immediately — an on-screen notification bubble appears saying it's waiting, and it takes over automatically once the currently-displayed source finishes.</w:t>
+      </w:r>
+    </w:p>
+    <w:p>
+      <w:pPr>
+        <w:pBdr>
+          <w:left w:val="single" w:sz="12" w:space="8" w:color="E8A33D"/>
+        </w:pBdr>
+        <w:shd w:val="clear" w:color="auto" w:fill="FFF4E5"/>
+        <w:spacing w:before="100" w:after="200"/>
+        <w:ind w:left="200"/>
+      </w:pPr>
+      <w:r>
+        <w:rPr>
+          <w:i/>
+          <w:iCs/>
+        </w:rPr>
+        <w:t xml:space="preserve">tri_watch replaces the normal boot default/resume-last-state behaviour (§1.3) — every configured, enabled source is actively re-tuned at startup instead, every time.</w:t>
       </w:r>
     </w:p>
     <w:p>
@@ -1225,13 +1640,8 @@
           </w:tcPr>
           <w:p>
             <w:r>
-              <w:t xml:space="preserve">Confirms a QSO was actually accepted by QRZ, with its </w:t>
-            </w:r>
-            <w:proofErr w:type="spellStart"/>
-            <w:r>
-              <w:t>logid</w:t>
-            </w:r>
-            <w:proofErr w:type="spellEnd"/>
+              <w:t xml:space="preserve">Confirms a QSO was actually accepted by QRZ, with its logid</w:t>
+            </w:r>
           </w:p>
         </w:tc>
       </w:tr>
@@ -1295,15 +1705,7 @@
         <w:spacing w:after="150"/>
       </w:pPr>
       <w:r>
-        <w:t xml:space="preserve">A card at the top of this page sends one real, </w:t>
-      </w:r>
-      <w:proofErr w:type="gramStart"/>
-      <w:r>
-        <w:t>clearly-marked</w:t>
-      </w:r>
-      <w:proofErr w:type="gramEnd"/>
-      <w:r>
-        <w:t xml:space="preserve"> test entry to your QRZ Logbook (callsign TESTQRZ, comment explicitly noting it's a diagnostic test) and shows QRZ's complete, raw response - useful for confirming a QRZ setup genuinely works, or diagnosing why real logging might be failing, without waiting for an actual RF lock. Uses whatever API key is currently configured on the Config page. Safe to delete the resulting entry from your logbook afterwards.</w:t>
+        <w:t xml:space="preserve">A card at the top of this page sends one real, clearly-marked test entry to your QRZ Logbook (callsign TESTQRZ, comment explicitly noting it's a diagnostic test) and shows QRZ's complete, raw response - useful for confirming a QRZ setup genuinely works, or diagnosing why real logging might be failing, without waiting for an actual RF lock. Uses whatever API key is currently configured on the Config page. Safe to delete the resulting entry from your logbook afterwards.</w:t>
       </w:r>
     </w:p>
     <w:p>
@@ -1824,8 +2226,6 @@
           <w:p>
             <w:r>
               <w:t xml:space="preserve">Where THIS receiver is, when it isn't at its registered station address - operating portable, from a rally, or a temporary site. Submitted as the ADIF MY_GRIDSQUARE field, so QRZ calculates distance and bearing from where you actually were rather than from your profile address. It does not describe the station you contacted; QRZ takes their position from their own profile. Leave it empty for normal operation at home and QRZ </w:t>
-            </w:r>
-            <w:r>
               <w:lastRenderedPageBreak/>
               <w:t>uses your registered locator as usual. With GNSS set to Automatic (Section 3.11) this field is filled from GPS and can't be typed into; in Manual, whatever you type here is what gets logged. Also shown on the OSD, on the physical screen, whenever it's set, as a reminder.</w:t>
             </w:r>
@@ -1856,15 +2256,7 @@
         <w:spacing w:after="150"/>
       </w:pPr>
       <w:r>
-        <w:t xml:space="preserve">A separate, optional feature within this card: looks up and includes the waiting station's first name in </w:t>
-      </w:r>
-      <w:proofErr w:type="spellStart"/>
-      <w:r>
-        <w:t>tri_watch's</w:t>
-      </w:r>
-      <w:proofErr w:type="spellEnd"/>
-      <w:r>
-        <w:t xml:space="preserve"> (§1.7) on-screen notification. Needs its own credentials — a normal QRZ username/password login for QRZ's separate XML Data API (requires an XML-subscriber-level account), not the Logbook API key above, since it's a genuinely different QRZ service.</w:t>
+        <w:t xml:space="preserve">A separate, optional feature within this card: looks up and includes the waiting station's first name in tri_watch's (§1.8) on-screen notification. Needs its own credentials — a normal QRZ username/password login for QRZ's separate XML Data API (requires an XML-subscriber-level account), not the Logbook API key above, since it's a genuinely different QRZ service.</w:t>
       </w:r>
     </w:p>
     <w:tbl>
@@ -1969,15 +2361,7 @@
           </w:tcPr>
           <w:p>
             <w:r>
-              <w:t xml:space="preserve">Use for </w:t>
-            </w:r>
-            <w:proofErr w:type="spellStart"/>
-            <w:r>
-              <w:t>tri_watch</w:t>
-            </w:r>
-            <w:proofErr w:type="spellEnd"/>
-            <w:r>
-              <w:t xml:space="preserve"> notifications</w:t>
+              <w:t xml:space="preserve">Use for tri_watch notifications</w:t>
             </w:r>
           </w:p>
         </w:tc>
@@ -2236,63 +2620,7 @@
         <w:rPr>
           <w:rFonts w:ascii="Consolas" w:eastAsia="Consolas" w:hAnsi="Consolas" w:cs="Consolas"/>
         </w:rPr>
-        <w:t>{</w:t>
-      </w:r>
-      <w:proofErr w:type="spellStart"/>
-      <w:r>
-        <w:rPr>
-          <w:rFonts w:ascii="Consolas" w:eastAsia="Consolas" w:hAnsi="Consolas" w:cs="Consolas"/>
-        </w:rPr>
-        <w:t>site_callsign</w:t>
-      </w:r>
-      <w:proofErr w:type="spellEnd"/>
-      <w:r>
-        <w:rPr>
-          <w:rFonts w:ascii="Consolas" w:eastAsia="Consolas" w:hAnsi="Consolas" w:cs="Consolas"/>
-        </w:rPr>
-        <w:t>} {</w:t>
-      </w:r>
-      <w:proofErr w:type="spellStart"/>
-      <w:r>
-        <w:rPr>
-          <w:rFonts w:ascii="Consolas" w:eastAsia="Consolas" w:hAnsi="Consolas" w:cs="Consolas"/>
-        </w:rPr>
-        <w:t>site_callsign_lower</w:t>
-      </w:r>
-      <w:proofErr w:type="spellEnd"/>
-      <w:r>
-        <w:rPr>
-          <w:rFonts w:ascii="Consolas" w:eastAsia="Consolas" w:hAnsi="Consolas" w:cs="Consolas"/>
-        </w:rPr>
-        <w:t>} {</w:t>
-      </w:r>
-      <w:proofErr w:type="spellStart"/>
-      <w:r>
-        <w:rPr>
-          <w:rFonts w:ascii="Consolas" w:eastAsia="Consolas" w:hAnsi="Consolas" w:cs="Consolas"/>
-        </w:rPr>
-        <w:t>rx_callsign</w:t>
-      </w:r>
-      <w:proofErr w:type="spellEnd"/>
-      <w:r>
-        <w:rPr>
-          <w:rFonts w:ascii="Consolas" w:eastAsia="Consolas" w:hAnsi="Consolas" w:cs="Consolas"/>
-        </w:rPr>
-        <w:t>} {</w:t>
-      </w:r>
-      <w:proofErr w:type="spellStart"/>
-      <w:r>
-        <w:rPr>
-          <w:rFonts w:ascii="Consolas" w:eastAsia="Consolas" w:hAnsi="Consolas" w:cs="Consolas"/>
-        </w:rPr>
-        <w:t>mer</w:t>
-      </w:r>
-      <w:proofErr w:type="spellEnd"/>
-      <w:r>
-        <w:rPr>
-          <w:rFonts w:ascii="Consolas" w:eastAsia="Consolas" w:hAnsi="Consolas" w:cs="Consolas"/>
-        </w:rPr>
-        <w:t>} {margin} {modcod} {frequency}</w:t>
+        <w:t>{site_callsign} {site_callsign_lower} {rx_callsign} {mer} {margin} {modcod} {frequency}</w:t>
       </w:r>
     </w:p>
     <w:p>
@@ -2452,15 +2780,7 @@
           </w:tcPr>
           <w:p>
             <w:r>
-              <w:t xml:space="preserve">Delay after </w:t>
-            </w:r>
-            <w:proofErr w:type="gramStart"/>
-            <w:r>
-              <w:t>unlock</w:t>
-            </w:r>
-            <w:proofErr w:type="gramEnd"/>
-            <w:r>
-              <w:t xml:space="preserve"> before switching off - 0 means never auto power-down once triggered on</w:t>
+              <w:t xml:space="preserve">Delay after unlock before switching off - 0 means never auto power-down once triggered on</w:t>
             </w:r>
           </w:p>
         </w:tc>
@@ -2517,23 +2837,7 @@
         <w:spacing w:after="150"/>
       </w:pPr>
       <w:r>
-        <w:t xml:space="preserve">Configures </w:t>
-      </w:r>
-      <w:proofErr w:type="spellStart"/>
-      <w:r>
-        <w:t>tri_watch</w:t>
-      </w:r>
-      <w:proofErr w:type="spellEnd"/>
-      <w:r>
-        <w:t xml:space="preserve"> (§1.7) — up to 3 sources (Rx1, Rx2 and a stream) that one receiver monitors simultaneously, showing whichever becomes active. </w:t>
-      </w:r>
-      <w:proofErr w:type="gramStart"/>
-      <w:r>
-        <w:t>Typically</w:t>
-      </w:r>
-      <w:proofErr w:type="gramEnd"/>
-      <w:r>
-        <w:t xml:space="preserve"> a repeater's RF input alongside its stream relay, or two RF sources on different bands. Covering one frequency at several symbol rates was worth doing under DVB-S, where bandwidth and FEC were the only levers; DVB-S2's higher-order modulations achieve more in less bandwidth, so a second receiver is better spent on another band or a remote site.</w:t>
+        <w:t xml:space="preserve">Configures tri_watch (§1.8) — up to 3 sources (Rx1, Rx2 and a stream) that one receiver monitors simultaneously, showing whichever becomes active. Typically a repeater's RF input alongside its stream relay, or two RF sources on different bands. Covering one frequency at several symbol rates was worth doing under DVB-S, where bandwidth and FEC were the only levers; DVB-S2's higher-order modulations achieve more in less bandwidth, so a second receiver is better spent on another band or a remote site.</w:t>
       </w:r>
     </w:p>
     <w:tbl>
@@ -2620,15 +2924,7 @@
           </w:tcPr>
           <w:p>
             <w:r>
-              <w:t xml:space="preserve">The frequency (kHz) and symbol rate each RF source is actively tuned to </w:t>
-            </w:r>
-            <w:proofErr w:type="spellStart"/>
-            <w:r>
-              <w:t>at</w:t>
-            </w:r>
-            <w:proofErr w:type="spellEnd"/>
-            <w:r>
-              <w:t xml:space="preserve"> startup</w:t>
+              <w:t xml:space="preserve">The frequency (kHz) and symbol rate each RF source is actively tuned to at startup</w:t>
             </w:r>
           </w:p>
         </w:tc>
@@ -2740,13 +3036,7 @@
           </w:tcPr>
           <w:p>
             <w:r>
-              <w:t>Used in the on-screen notification wording when that source is waiting to be shown (e.g. “G8YTZ is waiting to access GB</w:t>
-            </w:r>
-            <w:r>
-              <w:t>3OO</w:t>
-            </w:r>
-            <w:r>
-              <w:t xml:space="preserve"> on 437.500”)</w:t>
+              <w:t xml:space="preserve">Used in the on-screen notification wording when that source is waiting to be shown (e.g. “G8YTZ is waiting to access GB3OO on 437.500”)</w:t>
             </w:r>
           </w:p>
         </w:tc>
@@ -2822,15 +3112,7 @@
         <w:spacing w:after="150"/>
       </w:pPr>
       <w:r>
-        <w:t xml:space="preserve">Each of the three sources is independent and has its own Include switch. Unchecking Include leaves that source out entirely, exactly as though it were not listed in </w:t>
-      </w:r>
-      <w:proofErr w:type="spellStart"/>
-      <w:r>
-        <w:t>config.yaml</w:t>
-      </w:r>
-      <w:proofErr w:type="spellEnd"/>
-      <w:r>
-        <w:t xml:space="preserve"> at all — it is not merely disabled, it is not monitored.</w:t>
+        <w:t xml:space="preserve">Each of the three sources is independent and has its own Include switch. Unchecking Include leaves that source out entirely, exactly as though it were not listed in config.yaml at all — it is not merely disabled, it is not monitored.</w:t>
       </w:r>
     </w:p>
     <w:p>
@@ -2909,19 +3191,7 @@
         <w:t xml:space="preserve">Stream name — </w:t>
       </w:r>
       <w:r>
-        <w:t>The stream itself, as it appears in the BATC URL — for example gb3</w:t>
-      </w:r>
-      <w:r>
-        <w:t>oo</w:t>
-      </w:r>
-      <w:r>
-        <w:t>, or gb3</w:t>
-      </w:r>
-      <w:r>
-        <w:t>oo</w:t>
-      </w:r>
-      <w:r>
-        <w:t>input for a repeater's own input relay.</w:t>
+        <w:t>The stream itself, as it appears in the BATC URL — for example gb3oo, or gb3ooinput for a repeater's own input relay.</w:t>
       </w:r>
     </w:p>
     <w:p>
@@ -2935,16 +3205,7 @@
         <w:t xml:space="preserve">Port — </w:t>
       </w:r>
       <w:r>
-        <w:t xml:space="preserve">Leave blank unless the server uses something other than the RTMP default of 1935. The field shows </w:t>
-      </w:r>
-      <w:r>
-        <w:t xml:space="preserve">the default </w:t>
-      </w:r>
-      <w:r>
-        <w:t>1935</w:t>
-      </w:r>
-      <w:r>
-        <w:t xml:space="preserve"> value for BATC streams.</w:t>
+        <w:t xml:space="preserve">Leave blank unless the server uses something other than the RTMP default of 1935. The field shows the default 1935 value for BATC streams.</w:t>
       </w:r>
     </w:p>
     <w:p>
@@ -2958,31 +3219,7 @@
         <w:t xml:space="preserve">Label — </w:t>
       </w:r>
       <w:r>
-        <w:t>Shown in the Web UI to identify this source</w:t>
-      </w:r>
-      <w:r>
-        <w:t>, also used for the on-screen text message pop-up text</w:t>
-      </w:r>
-      <w:r>
-        <w:t>.</w:t>
-      </w:r>
-      <w:r>
-        <w:t xml:space="preserve"> Example: </w:t>
-      </w:r>
-      <w:r>
-        <w:t>“</w:t>
-      </w:r>
-      <w:r>
-        <w:t>A strea</w:t>
-      </w:r>
-      <w:r>
-        <w:t>m</w:t>
-      </w:r>
-      <w:r>
-        <w:t>ing station is awaiting access to GB3</w:t>
-      </w:r>
-      <w:r>
-        <w:t>OO”</w:t>
+        <w:t xml:space="preserve">Shown in the Web UI to identify this source, also used for the on-screen text message pop-up text. Example: “A streaming station is awaiting access to GB3OO”</w:t>
       </w:r>
     </w:p>
     <w:p>
@@ -3004,31 +3241,8 @@
       <w:pPr>
         <w:spacing w:after="150"/>
       </w:pPr>
-      <w:proofErr w:type="gramStart"/>
-      <w:r>
-        <w:t>So</w:t>
-      </w:r>
-      <w:proofErr w:type="gramEnd"/>
-      <w:r>
-        <w:t xml:space="preserve"> a BATC relay of GB3</w:t>
-      </w:r>
-      <w:r>
-        <w:t>OO</w:t>
-      </w:r>
-      <w:r>
-        <w:t xml:space="preserve"> is rtmp.batc.org.uk, live, gb3</w:t>
-      </w:r>
-      <w:r>
-        <w:t>oo</w:t>
-      </w:r>
-      <w:r>
-        <w:t xml:space="preserve">, with the port left </w:t>
-      </w:r>
-      <w:r>
-        <w:t>as-is</w:t>
-      </w:r>
-      <w:r>
-        <w:t>.</w:t>
+      <w:r>
+        <w:t xml:space="preserve">So a BATC relay of GB3OO is rtmp.batc.org.uk, live, gb3oo, with the port left as-is.</w:t>
       </w:r>
     </w:p>
     <w:p>
@@ -3037,13 +3251,7 @@
         <w:spacing w:after="150"/>
       </w:pPr>
       <w:r>
-        <w:t xml:space="preserve">Up/Down </w:t>
-      </w:r>
-      <w:r>
-        <w:t>Converters and plug A</w:t>
-      </w:r>
-      <w:r>
-        <w:t xml:space="preserve"> (Upper)</w:t>
+        <w:t xml:space="preserve">Up/Down Converters and plug A (Upper)</w:t>
       </w:r>
     </w:p>
     <w:p>
@@ -3057,91 +3265,35 @@
         <w:rPr>
           <w:color w:val="EE0000"/>
         </w:rPr>
-        <w:t xml:space="preserve">An LNB is powered up the coax at 13 or 18 volts and needs it. An up-converter such as an </w:t>
-      </w:r>
-      <w:proofErr w:type="spellStart"/>
-      <w:r>
+        <w:t xml:space="preserve">An LNB is powered up the coax at 13 or 18 volts and needs it. An up-converter such as an Airspy SpyVerter expects 4.2 to 5.5 volts on that same pin, and an IC-9700's IF output is a receiver output rather than a powered input. Either is destroyed by LNB supply voltage, once, silently.</w:t>
+      </w:r>
+    </w:p>
+    <w:p>
+      <w:pPr>
+        <w:spacing w:after="150"/>
         <w:rPr>
           <w:color w:val="EE0000"/>
         </w:rPr>
-        <w:t>Airspy</w:t>
-      </w:r>
-      <w:proofErr w:type="spellEnd"/>
+      </w:pPr>
       <w:r>
         <w:rPr>
           <w:color w:val="EE0000"/>
         </w:rPr>
-        <w:t xml:space="preserve"> </w:t>
-      </w:r>
-      <w:proofErr w:type="spellStart"/>
-      <w:r>
+        <w:t xml:space="preserve">Plug A carries that voltage from the moment the Picotuner powers up, long before Lynx is running, so nothing in software can make plug A safe. For that reason the two converter presets that would be damaged by it are offered only on plug B, and only when the Picotuner reports no voltage generator fitted there. Selecting one removes plug A as an option.</w:t>
+      </w:r>
+    </w:p>
+    <w:p>
+      <w:pPr>
+        <w:spacing w:after="150"/>
         <w:rPr>
           <w:color w:val="EE0000"/>
         </w:rPr>
-        <w:t>SpyVerter</w:t>
-      </w:r>
-      <w:proofErr w:type="spellEnd"/>
+      </w:pPr>
       <w:r>
         <w:rPr>
           <w:color w:val="EE0000"/>
         </w:rPr>
-        <w:t xml:space="preserve"> expects 4.2 to 5.5 volts on that same pin, and an IC-9700's IF output is a receiver output rather than a powered input. Either is destroyed by LNB supply voltage, once, silently.</w:t>
-      </w:r>
-    </w:p>
-    <w:p>
-      <w:pPr>
-        <w:spacing w:after="150"/>
-        <w:rPr>
-          <w:color w:val="EE0000"/>
-        </w:rPr>
-      </w:pPr>
-      <w:r>
-        <w:rPr>
-          <w:color w:val="EE0000"/>
-        </w:rPr>
-        <w:t xml:space="preserve">Plug A carries that voltage from the moment the Picotuner powers up, long before Lynx is running, so nothing in software can make plug A safe. For that </w:t>
-      </w:r>
-      <w:proofErr w:type="gramStart"/>
-      <w:r>
-        <w:rPr>
-          <w:color w:val="EE0000"/>
-        </w:rPr>
-        <w:t>reason</w:t>
-      </w:r>
-      <w:proofErr w:type="gramEnd"/>
-      <w:r>
-        <w:rPr>
-          <w:color w:val="EE0000"/>
-        </w:rPr>
-        <w:t xml:space="preserve"> the two converter presets that would be damaged by it are offered only on plug B, and only when the Picotuner reports no voltage generator fitted there. Selecting one removes plug A as an option.</w:t>
-      </w:r>
-    </w:p>
-    <w:p>
-      <w:pPr>
-        <w:spacing w:after="150"/>
-        <w:rPr>
-          <w:color w:val="EE0000"/>
-        </w:rPr>
-      </w:pPr>
-      <w:r>
-        <w:rPr>
-          <w:color w:val="EE0000"/>
-        </w:rPr>
-        <w:t xml:space="preserve">The real protection is the hardware: remove the Picotuner's LNB supply jumper for the plug concerned, or fit a DC block inline. A Custom LO is not restricted, since it may perfectly well be an unlisted LNB that needs its supply — with Custom the arithmetic is </w:t>
-      </w:r>
-      <w:proofErr w:type="gramStart"/>
-      <w:r>
-        <w:rPr>
-          <w:color w:val="EE0000"/>
-        </w:rPr>
-        <w:t>handled</w:t>
-      </w:r>
-      <w:proofErr w:type="gramEnd"/>
-      <w:r>
-        <w:rPr>
-          <w:color w:val="EE0000"/>
-        </w:rPr>
-        <w:t xml:space="preserve"> and the supply is left to the operator.</w:t>
+        <w:t xml:space="preserve">The real protection is the hardware: remove the Picotuner's LNB supply jumper for the plug concerned, or fit a DC block inline. A Custom LO is not restricted, since it may perfectly well be an unlisted LNB that needs its supply — with Custom the arithmetic is handled and the supply is left to the operator.</w:t>
       </w:r>
     </w:p>
     <w:p>
@@ -3219,23 +3371,7 @@
         <w:ind w:left="200"/>
       </w:pPr>
       <w:r>
-        <w:t xml:space="preserve">A few further settings are not yet exposed here and still need </w:t>
-      </w:r>
-      <w:proofErr w:type="spellStart"/>
-      <w:r>
-        <w:t>config.yaml</w:t>
-      </w:r>
-      <w:proofErr w:type="spellEnd"/>
-      <w:r>
-        <w:t xml:space="preserve"> directly: how long a source must stay active before </w:t>
-      </w:r>
-      <w:proofErr w:type="spellStart"/>
-      <w:r>
-        <w:t>tri_watch</w:t>
-      </w:r>
-      <w:proofErr w:type="spellEnd"/>
-      <w:r>
-        <w:t xml:space="preserve"> acts on it, the notification's display duration, and the RF notification wording template itself.</w:t>
+        <w:t xml:space="preserve">A few further settings are not yet exposed here and still need config.yaml directly: how long a source must stay active before tri_watch acts on it, the notification's display duration, and the RF notification wording template itself.</w:t>
       </w:r>
     </w:p>
     <w:p>
@@ -3268,15 +3404,7 @@
         <w:spacing w:after="150"/>
       </w:pPr>
       <w:r>
-        <w:t xml:space="preserve">Enabled, Delay and Duration are set here on the Config page. The remaining settings are tuned once against the shipped map data and are set in </w:t>
-      </w:r>
-      <w:proofErr w:type="spellStart"/>
-      <w:r>
-        <w:t>config.yaml</w:t>
-      </w:r>
-      <w:proofErr w:type="spellEnd"/>
-      <w:r>
-        <w:t xml:space="preserve"> directly:</w:t>
+        <w:t xml:space="preserve">Enabled, Delay and Duration are set here on the Config page. The remaining settings are tuned once against the shipped map data and are set in config.yaml directly:</w:t>
       </w:r>
     </w:p>
     <w:p>
@@ -3290,131 +3418,25 @@
           <w:rFonts w:ascii="Consolas" w:eastAsia="Consolas" w:hAnsi="Consolas" w:cs="Consolas"/>
         </w:rPr>
         <w:t>pathfinder:</w:t>
-      </w:r>
-      <w:r>
-        <w:rPr>
-          <w:rFonts w:ascii="Consolas" w:eastAsia="Consolas" w:hAnsi="Consolas" w:cs="Consolas"/>
-        </w:rPr>
         <w:br/>
         <w:t xml:space="preserve">  enabled: true</w:t>
-      </w:r>
-      <w:r>
-        <w:rPr>
-          <w:rFonts w:ascii="Consolas" w:eastAsia="Consolas" w:hAnsi="Consolas" w:cs="Consolas"/>
-        </w:rPr>
         <w:br/>
-        <w:t xml:space="preserve">  </w:t>
-      </w:r>
-      <w:proofErr w:type="spellStart"/>
-      <w:r>
-        <w:rPr>
-          <w:rFonts w:ascii="Consolas" w:eastAsia="Consolas" w:hAnsi="Consolas" w:cs="Consolas"/>
-        </w:rPr>
-        <w:t>delay_secs</w:t>
-      </w:r>
-      <w:proofErr w:type="spellEnd"/>
-      <w:r>
-        <w:rPr>
-          <w:rFonts w:ascii="Consolas" w:eastAsia="Consolas" w:hAnsi="Consolas" w:cs="Consolas"/>
-        </w:rPr>
-        <w:t>: 2</w:t>
-      </w:r>
-      <w:r>
-        <w:rPr>
-          <w:rFonts w:ascii="Consolas" w:eastAsia="Consolas" w:hAnsi="Consolas" w:cs="Consolas"/>
-        </w:rPr>
+        <w:t xml:space="preserve">  delay_secs: 2</w:t>
         <w:br/>
-        <w:t xml:space="preserve">  </w:t>
-      </w:r>
-      <w:proofErr w:type="spellStart"/>
-      <w:r>
-        <w:rPr>
-          <w:rFonts w:ascii="Consolas" w:eastAsia="Consolas" w:hAnsi="Consolas" w:cs="Consolas"/>
-        </w:rPr>
-        <w:t>duration_secs</w:t>
-      </w:r>
-      <w:proofErr w:type="spellEnd"/>
-      <w:r>
-        <w:rPr>
-          <w:rFonts w:ascii="Consolas" w:eastAsia="Consolas" w:hAnsi="Consolas" w:cs="Consolas"/>
-        </w:rPr>
-        <w:t>: 30</w:t>
-      </w:r>
-      <w:r>
-        <w:rPr>
-          <w:rFonts w:ascii="Consolas" w:eastAsia="Consolas" w:hAnsi="Consolas" w:cs="Consolas"/>
-        </w:rPr>
+        <w:t xml:space="preserve">  duration_secs: 30</w:t>
         <w:br/>
-        <w:t xml:space="preserve">  </w:t>
-      </w:r>
-      <w:proofErr w:type="spellStart"/>
-      <w:r>
-        <w:rPr>
-          <w:rFonts w:ascii="Consolas" w:eastAsia="Consolas" w:hAnsi="Consolas" w:cs="Consolas"/>
-        </w:rPr>
-        <w:t>min_span_km</w:t>
-      </w:r>
-      <w:proofErr w:type="spellEnd"/>
-      <w:r>
-        <w:rPr>
-          <w:rFonts w:ascii="Consolas" w:eastAsia="Consolas" w:hAnsi="Consolas" w:cs="Consolas"/>
-        </w:rPr>
-        <w:t>: 15</w:t>
-      </w:r>
-      <w:r>
-        <w:rPr>
-          <w:rFonts w:ascii="Consolas" w:eastAsia="Consolas" w:hAnsi="Consolas" w:cs="Consolas"/>
-        </w:rPr>
+        <w:t xml:space="preserve">  min_span_km: 15</w:t>
         <w:br/>
-      </w:r>
-      <w:r>
-        <w:rPr>
-          <w:rFonts w:ascii="Consolas" w:eastAsia="Consolas" w:hAnsi="Consolas" w:cs="Consolas"/>
-        </w:rPr>
         <w:lastRenderedPageBreak/>
-        <w:t xml:space="preserve">  </w:t>
-      </w:r>
-      <w:proofErr w:type="spellStart"/>
-      <w:r>
-        <w:rPr>
-          <w:rFonts w:ascii="Consolas" w:eastAsia="Consolas" w:hAnsi="Consolas" w:cs="Consolas"/>
-        </w:rPr>
-        <w:t>max_span_km</w:t>
-      </w:r>
-      <w:proofErr w:type="spellEnd"/>
-      <w:r>
-        <w:rPr>
-          <w:rFonts w:ascii="Consolas" w:eastAsia="Consolas" w:hAnsi="Consolas" w:cs="Consolas"/>
-        </w:rPr>
-        <w:t>: 1000</w:t>
-      </w:r>
-      <w:r>
-        <w:rPr>
-          <w:rFonts w:ascii="Consolas" w:eastAsia="Consolas" w:hAnsi="Consolas" w:cs="Consolas"/>
-        </w:rPr>
+        <w:t xml:space="preserve">  max_span_km: 1000</w:t>
         <w:br/>
-        <w:t xml:space="preserve">  </w:t>
-      </w:r>
-      <w:proofErr w:type="spellStart"/>
-      <w:r>
-        <w:rPr>
-          <w:rFonts w:ascii="Consolas" w:eastAsia="Consolas" w:hAnsi="Consolas" w:cs="Consolas"/>
-        </w:rPr>
-        <w:t>max_distance_km</w:t>
-      </w:r>
-      <w:proofErr w:type="spellEnd"/>
-      <w:r>
-        <w:rPr>
-          <w:rFonts w:ascii="Consolas" w:eastAsia="Consolas" w:hAnsi="Consolas" w:cs="Consolas"/>
-        </w:rPr>
-        <w:t>: 1200</w:t>
-      </w:r>
-    </w:p>
-    <w:p>
-      <w:pPr>
-        <w:spacing w:after="150"/>
-      </w:pPr>
-      <w:proofErr w:type="spellStart"/>
+        <w:t xml:space="preserve">  max_distance_km: 1200</w:t>
+      </w:r>
+    </w:p>
+    <w:p>
+      <w:pPr>
+        <w:spacing w:after="150"/>
+      </w:pPr>
       <w:r>
         <w:rPr>
           <w:b/>
@@ -3422,7 +3444,6 @@
         </w:rPr>
         <w:t>delay_secs</w:t>
       </w:r>
-      <w:proofErr w:type="spellEnd"/>
       <w:r>
         <w:t xml:space="preserve"> — the quiet gap after a station stops before the card appears. Exists so the display does not jump straight from a picture to a graphic.</w:t>
       </w:r>
@@ -3431,7 +3452,6 @@
       <w:pPr>
         <w:spacing w:after="150"/>
       </w:pPr>
-      <w:proofErr w:type="spellStart"/>
       <w:r>
         <w:rPr>
           <w:b/>
@@ -3439,7 +3459,6 @@
         </w:rPr>
         <w:t>duration_secs</w:t>
       </w:r>
-      <w:proofErr w:type="spellEnd"/>
       <w:r>
         <w:t xml:space="preserve"> — how long the card stays on screen before the idle logo returns.</w:t>
       </w:r>
@@ -3448,48 +3467,28 @@
       <w:pPr>
         <w:spacing w:after="150"/>
       </w:pPr>
-      <w:proofErr w:type="spellStart"/>
       <w:r>
         <w:rPr>
           <w:b/>
           <w:bCs/>
         </w:rPr>
-        <w:t>min_span_km</w:t>
-      </w:r>
-      <w:proofErr w:type="spellEnd"/>
+        <w:t xml:space="preserve">min_span_km / max_span_km</w:t>
+      </w:r>
+      <w:r>
+        <w:t xml:space="preserve"> — the closest and widest the map will zoom. The frame is centred on the midpoint of the path and scaled to the contact distance, so a local contact and a continental one both fill the screen sensibly. Label density thins automatically as the span widens: close cards name market towns, distant ones name only the larger cities.</w:t>
+      </w:r>
+    </w:p>
+    <w:p>
+      <w:pPr>
+        <w:spacing w:after="150"/>
+      </w:pPr>
       <w:r>
         <w:rPr>
           <w:b/>
           <w:bCs/>
         </w:rPr>
-        <w:t xml:space="preserve"> / </w:t>
-      </w:r>
-      <w:proofErr w:type="spellStart"/>
-      <w:r>
-        <w:rPr>
-          <w:b/>
-          <w:bCs/>
-        </w:rPr>
-        <w:t>max_span_km</w:t>
-      </w:r>
-      <w:proofErr w:type="spellEnd"/>
-      <w:r>
-        <w:t xml:space="preserve"> — the closest and widest the map will zoom. The frame is centred on the midpoint of the path and scaled to the contact distance, so a local contact and a continental one both fill the screen sensibly. Label density thins automatically as the span widens: close cards name market towns, distant ones name only the larger cities.</w:t>
-      </w:r>
-    </w:p>
-    <w:p>
-      <w:pPr>
-        <w:spacing w:after="150"/>
-      </w:pPr>
-      <w:proofErr w:type="spellStart"/>
-      <w:r>
-        <w:rPr>
-          <w:b/>
-          <w:bCs/>
-        </w:rPr>
         <w:t>max_distance_km</w:t>
       </w:r>
-      <w:proofErr w:type="spellEnd"/>
       <w:r>
         <w:t xml:space="preserve"> — beyond this, no card is drawn. A locator implying an improbable distance is almost always a stale or default QRZ entry rather than a genuinely extraordinary contact, and showing nothing is better than publishing a confidently wrong map. It also matches the extent of the map data shipped in geo/, which covers a 1200km radius — far enough for northern Italy, northern Spain, Berlin and Copenhagen.</w:t>
       </w:r>
@@ -3516,39 +3515,15 @@
         <w:spacing w:after="150"/>
       </w:pPr>
       <w:r>
-        <w:t>To see a card without waiting for a real station, POST to /</w:t>
-      </w:r>
-      <w:proofErr w:type="spellStart"/>
-      <w:r>
-        <w:t>api</w:t>
-      </w:r>
-      <w:proofErr w:type="spellEnd"/>
-      <w:r>
-        <w:t>/pathfinder/test with a callsign and locator — it arms exactly as a genuine contact would, honouring the configured delay and duration. Useful for checking the layout on your own display.</w:t>
-      </w:r>
-    </w:p>
-    <w:p>
-      <w:pPr>
-        <w:spacing w:after="150"/>
-      </w:pPr>
-      <w:r>
-        <w:t xml:space="preserve">If Bitfocus Companion (§3.6) is enabled and </w:t>
-      </w:r>
-      <w:proofErr w:type="gramStart"/>
-      <w:r>
-        <w:t>its</w:t>
-      </w:r>
-      <w:proofErr w:type="gramEnd"/>
-      <w:r>
-        <w:t xml:space="preserve"> unlock settle time is shorter than the card's window, the Config page shows a warning with a one-click button to match the two. The field stays editable rather than being locked or silently rewritten: </w:t>
-      </w:r>
-      <w:proofErr w:type="spellStart"/>
-      <w:r>
-        <w:t>unlock_settle_secs</w:t>
-      </w:r>
-      <w:proofErr w:type="spellEnd"/>
-      <w:r>
-        <w:t xml:space="preserve"> is a debounce (“has it really unlocked?”) rather than a hold-off, so lengthening it delays every unlock notification, not just a source switch. That is a trade-off worth making knowingly.</w:t>
+        <w:t>To see a card without waiting for a real station, POST to /api/pathfinder/test with a callsign and locator — it arms exactly as a genuine contact would, honouring the configured delay and duration. Useful for checking the layout on your own display.</w:t>
+      </w:r>
+    </w:p>
+    <w:p>
+      <w:pPr>
+        <w:spacing w:after="150"/>
+      </w:pPr>
+      <w:r>
+        <w:t xml:space="preserve">If Bitfocus Companion (§3.6) is enabled and its unlock settle time is shorter than the card's window, the Config page shows a warning with a one-click button to match the two. The field stays editable rather than being locked or silently rewritten: unlock_settle_secs is a debounce (“has it really unlocked?”) rather than a hold-off, so lengthening it delays every unlock notification, not just a source switch. That is a trade-off worth making knowingly.</w:t>
       </w:r>
     </w:p>
     <w:p>
@@ -3563,55 +3538,7 @@
         <w:t>At a repeater site, check your hang timers.</w:t>
       </w:r>
       <w:r>
-        <w:t xml:space="preserve"> The card is on screen from </w:t>
-      </w:r>
-      <w:proofErr w:type="spellStart"/>
-      <w:r>
-        <w:t>delay_secs</w:t>
-      </w:r>
-      <w:proofErr w:type="spellEnd"/>
-      <w:r>
-        <w:t xml:space="preserve"> to </w:t>
-      </w:r>
-      <w:proofErr w:type="spellStart"/>
-      <w:r>
-        <w:t>delay_secs</w:t>
-      </w:r>
-      <w:proofErr w:type="spellEnd"/>
-      <w:r>
-        <w:t xml:space="preserve"> + </w:t>
-      </w:r>
-      <w:proofErr w:type="spellStart"/>
-      <w:r>
-        <w:t>duration_secs</w:t>
-      </w:r>
-      <w:proofErr w:type="spellEnd"/>
-      <w:r>
-        <w:t xml:space="preserve"> after </w:t>
-      </w:r>
-      <w:proofErr w:type="gramStart"/>
-      <w:r>
-        <w:t>unlock</w:t>
-      </w:r>
-      <w:proofErr w:type="gramEnd"/>
-      <w:r>
-        <w:t xml:space="preserve"> — 32 seconds with the defaults above. Anything that reacts to the unlock transition can cut away before viewers see it: a controller's hang or tail timer dropping the transmitter, a video switcher or Bitfocus Companion action changing source on the unlock webhook, or any "no signal, show test card" fallback. Either give those a hold-off of at least </w:t>
-      </w:r>
-      <w:proofErr w:type="spellStart"/>
-      <w:r>
-        <w:t>delay_secs</w:t>
-      </w:r>
-      <w:proofErr w:type="spellEnd"/>
-      <w:r>
-        <w:t xml:space="preserve"> + </w:t>
-      </w:r>
-      <w:proofErr w:type="spellStart"/>
-      <w:r>
-        <w:t>duration_secs</w:t>
-      </w:r>
-      <w:proofErr w:type="spellEnd"/>
-      <w:r>
-        <w:t>, or shorten the card to fit the tail you already have.</w:t>
+        <w:t xml:space="preserve"> The card is on screen from delay_secs to delay_secs + duration_secs after unlock — 32 seconds with the defaults above. Anything that reacts to the unlock transition can cut away before viewers see it: a controller's hang or tail timer dropping the transmitter, a video switcher or Bitfocus Companion action changing source on the unlock webhook, or any "no signal, show test card" fallback. Either give those a hold-off of at least delay_secs + duration_secs, or shorten the card to fit the tail you already have.</w:t>
       </w:r>
     </w:p>
     <w:p>
@@ -3628,87 +3555,15 @@
           <w:i/>
           <w:iCs/>
         </w:rPr>
-        <w:t xml:space="preserve">Shortening </w:t>
-      </w:r>
-      <w:proofErr w:type="spellStart"/>
-      <w:r>
-        <w:rPr>
-          <w:i/>
-          <w:iCs/>
-        </w:rPr>
-        <w:t>delay_secs</w:t>
-      </w:r>
-      <w:proofErr w:type="spellEnd"/>
-      <w:r>
-        <w:rPr>
-          <w:i/>
-          <w:iCs/>
-        </w:rPr>
-        <w:t xml:space="preserve"> is usually the better trim. It only exists to give a pause after the contact, and 5s still reads as a pause rather than an interruption — whereas cutting </w:t>
-      </w:r>
-      <w:proofErr w:type="spellStart"/>
-      <w:r>
-        <w:rPr>
-          <w:i/>
-          <w:iCs/>
-        </w:rPr>
-        <w:t>duration_secs</w:t>
-      </w:r>
-      <w:proofErr w:type="spellEnd"/>
-      <w:r>
-        <w:rPr>
-          <w:i/>
-          <w:iCs/>
-        </w:rPr>
-        <w:t xml:space="preserve"> means fewer people read the card before it goes. Lynx's own </w:t>
-      </w:r>
-      <w:proofErr w:type="spellStart"/>
-      <w:r>
-        <w:rPr>
-          <w:i/>
-          <w:iCs/>
-        </w:rPr>
-        <w:t>gpio_tx</w:t>
-      </w:r>
-      <w:proofErr w:type="spellEnd"/>
-      <w:r>
-        <w:rPr>
-          <w:i/>
-          <w:iCs/>
-        </w:rPr>
-        <w:t xml:space="preserve"> keying (§3.8) needs no change: its </w:t>
-      </w:r>
-      <w:proofErr w:type="spellStart"/>
-      <w:r>
-        <w:rPr>
-          <w:i/>
-          <w:iCs/>
-        </w:rPr>
-        <w:t>power_down_settle_secs</w:t>
-      </w:r>
-      <w:proofErr w:type="spellEnd"/>
-      <w:r>
-        <w:rPr>
-          <w:i/>
-          <w:iCs/>
-        </w:rPr>
-        <w:t xml:space="preserve"> is far longer than this window.</w:t>
-      </w:r>
-    </w:p>
-    <w:p>
-      <w:pPr>
-        <w:spacing w:after="150"/>
-      </w:pPr>
-      <w:r>
-        <w:t xml:space="preserve">Map data is pre-clipped and bundled in geo/ — nothing is fetched from the internet at runtime, so this works at a site with no outbound connectivity beyond the QRZ lookup itself. Coastlines, borders, rivers, lakes and urban areas are Natural Earth (public domain); the town list is </w:t>
-      </w:r>
-      <w:proofErr w:type="spellStart"/>
-      <w:r>
-        <w:t>GeoNames</w:t>
-      </w:r>
-      <w:proofErr w:type="spellEnd"/>
-      <w:r>
-        <w:t xml:space="preserve"> (CC BY), credited on the card itself.</w:t>
+        <w:t xml:space="preserve">Shortening delay_secs is usually the better trim. It only exists to give a pause after the contact, and 5s still reads as a pause rather than an interruption — whereas cutting duration_secs means fewer people read the card before it goes. Lynx's own gpio_tx keying (§3.8) needs no change: its power_down_settle_secs is far longer than this window.</w:t>
+      </w:r>
+    </w:p>
+    <w:p>
+      <w:pPr>
+        <w:spacing w:after="150"/>
+      </w:pPr>
+      <w:r>
+        <w:t xml:space="preserve">Map data is pre-clipped and bundled in geo/ — nothing is fetched from the internet at runtime, so this works at a site with no outbound connectivity beyond the QRZ lookup itself. Coastlines, borders, rivers, lakes and urban areas are Natural Earth (public domain); the town list is GeoNames (CC BY), credited on the card itself.</w:t>
       </w:r>
     </w:p>
     <w:p>
@@ -3716,8 +3571,6 @@
         <w:pStyle w:val="Heading3"/>
         <w:spacing w:after="150"/>
       </w:pPr>
-      <w:proofErr w:type="spellStart"/>
-      <w:proofErr w:type="spellEnd"/>
       <w:r>
         <w:rPr>
           <w:b w:val="0"/>
@@ -3730,8 +3583,6 @@
       <w:pPr>
         <w:spacing w:after="150"/>
       </w:pPr>
-      <w:proofErr w:type="spellStart"/>
-      <w:proofErr w:type="spellEnd"/>
       <w:r>
         <w:rPr>
           <w:b w:val="0"/>
@@ -3744,8 +3595,6 @@
       <w:pPr>
         <w:spacing w:after="150"/>
       </w:pPr>
-      <w:proofErr w:type="spellStart"/>
-      <w:proofErr w:type="spellEnd"/>
       <w:r>
         <w:rPr>
           <w:b w:val="0"/>
@@ -3758,8 +3607,6 @@
       <w:pPr>
         <w:spacing w:after="150"/>
       </w:pPr>
-      <w:proofErr w:type="spellStart"/>
-      <w:proofErr w:type="spellEnd"/>
       <w:r>
         <w:rPr>
           <w:b w:val="0"/>
@@ -3800,8 +3647,6 @@
       <w:pPr>
         <w:spacing w:after="150"/>
       </w:pPr>
-      <w:proofErr w:type="spellStart"/>
-      <w:proofErr w:type="spellEnd"/>
       <w:r>
         <w:rPr>
           <w:b/>
@@ -3821,8 +3666,6 @@
       <w:pPr>
         <w:spacing w:after="150"/>
       </w:pPr>
-      <w:proofErr w:type="spellStart"/>
-      <w:proofErr w:type="spellEnd"/>
       <w:r>
         <w:rPr>
           <w:b/>
@@ -3842,8 +3685,6 @@
       <w:pPr>
         <w:spacing w:after="150"/>
       </w:pPr>
-      <w:proofErr w:type="spellStart"/>
-      <w:proofErr w:type="spellEnd"/>
       <w:r>
         <w:rPr>
           <w:b/>
@@ -3896,14 +3737,6 @@
         <w:spacing w:before="100" w:after="200"/>
         <w:ind w:left="200"/>
       </w:pPr>
-      <w:proofErr w:type="spellStart"/>
-      <w:proofErr w:type="spellEnd"/>
-      <w:proofErr w:type="spellStart"/>
-      <w:proofErr w:type="spellEnd"/>
-      <w:proofErr w:type="spellStart"/>
-      <w:proofErr w:type="spellEnd"/>
-      <w:proofErr w:type="spellStart"/>
-      <w:proofErr w:type="spellEnd"/>
       <w:r>
         <w:rPr>
           <w:b w:val="0"/>
@@ -3916,8 +3749,6 @@
       <w:pPr>
         <w:spacing w:after="150"/>
       </w:pPr>
-      <w:proofErr w:type="spellStart"/>
-      <w:proofErr w:type="spellEnd"/>
       <w:r>
         <w:rPr>
           <w:b w:val="0"/>
@@ -3954,15 +3785,7 @@
         <w:spacing w:after="150"/>
       </w:pPr>
       <w:r>
-        <w:t xml:space="preserve">Sets this receiver's own position automatically from a GPS receiver, for operating away from the registered station address. With an optional </w:t>
-      </w:r>
-      <w:proofErr w:type="spellStart"/>
-      <w:r>
-        <w:t>Waveshare</w:t>
-      </w:r>
-      <w:proofErr w:type="spellEnd"/>
-      <w:r>
-        <w:t xml:space="preserve"> L76K GNSS HAT fitted, Lynx reads the position continuously and fills in the Portable locator field on the QRZ card (Section 3.5), so logged contacts carry where you actually were. A fixed site with no HAT fitted is unaffected: nothing responds on the serial port, the card shows No GNSS Module, and the locator stays exactly as configured.</w:t>
+        <w:t xml:space="preserve">Sets this receiver's own position automatically from a GPS receiver, for operating away from the registered station address. With an optional Waveshare L76K GNSS HAT fitted, Lynx reads the position continuously and fills in the Portable locator field on the QRZ card (Section 3.5), so logged contacts carry where you actually were. A fixed site with no HAT fitted is unaffected: nothing responds on the serial port, the card shows No GNSS Module, and the locator stays exactly as configured.</w:t>
       </w:r>
     </w:p>
     <w:p>
@@ -4111,23 +3934,7 @@
           <w:i/>
           <w:iCs/>
         </w:rPr>
-        <w:t xml:space="preserve">There is deliberately </w:t>
-      </w:r>
-      <w:proofErr w:type="gramStart"/>
-      <w:r>
-        <w:rPr>
-          <w:i/>
-          <w:iCs/>
-        </w:rPr>
-        <w:t>no</w:t>
-      </w:r>
-      <w:proofErr w:type="gramEnd"/>
-      <w:r>
-        <w:rPr>
-          <w:i/>
-          <w:iCs/>
-        </w:rPr>
-        <w:t xml:space="preserve"> Off. A site with no HAT costs nothing either way, and a site with one fitted usually still wants GPS time (below) even when the locator is set by hand - which is exactly what Manual gives you.</w:t>
+        <w:t xml:space="preserve">There is deliberately no Off. A site with no HAT costs nothing either way, and a site with one fitted usually still wants GPS time (below) even when the locator is set by hand - which is exactly what Manual gives you.</w:t>
       </w:r>
     </w:p>
     <w:p>
@@ -4375,23 +4182,7 @@
           <w:i/>
           <w:iCs/>
         </w:rPr>
-        <w:t xml:space="preserve">GPS time sync needs a supporting service installed on the receiver. Where that hasn't been done, the toggle shows Unavailable on this </w:t>
-      </w:r>
-      <w:proofErr w:type="gramStart"/>
-      <w:r>
-        <w:rPr>
-          <w:i/>
-          <w:iCs/>
-        </w:rPr>
-        <w:t>receiver</w:t>
-      </w:r>
-      <w:proofErr w:type="gramEnd"/>
-      <w:r>
-        <w:rPr>
-          <w:i/>
-          <w:iCs/>
-        </w:rPr>
-        <w:t xml:space="preserve"> and the clock continues to use the internet as normal. Position and locator work regardless.</w:t>
+        <w:t xml:space="preserve">GPS time sync needs a supporting service installed on the receiver. Where that hasn't been done, the toggle shows Unavailable on this receiver and the clock continues to use the internet as normal. Position and locator work regardless.</w:t>
       </w:r>
     </w:p>
     <w:p>
@@ -4408,31 +4199,15 @@
         <w:spacing w:after="150"/>
       </w:pPr>
       <w:r>
-        <w:t xml:space="preserve">Measures the receiver's whole audio chain from a </w:t>
-      </w:r>
-      <w:proofErr w:type="spellStart"/>
-      <w:r>
-        <w:t>Lindos</w:t>
-      </w:r>
-      <w:proofErr w:type="spellEnd"/>
-      <w:r>
-        <w:t xml:space="preserve"> test sequence and puts the results on screen. Level against alignment, channel balance, frequency response, noise, stereo separation and distortion - the measurements a broadcast engineer would make on a line, made on a repeater path instead.</w:t>
-      </w:r>
-    </w:p>
-    <w:p>
-      <w:pPr>
-        <w:spacing w:after="150"/>
-      </w:pPr>
-      <w:r>
-        <w:t xml:space="preserve">Nothing is sent from the receiver. Whoever transmits the sequence provides the signal, so at a repeater running Lynx any user can measure the transmission chain simply by sending the file. </w:t>
-      </w:r>
-      <w:proofErr w:type="spellStart"/>
-      <w:r>
-        <w:t>Lindos</w:t>
-      </w:r>
-      <w:proofErr w:type="spellEnd"/>
-      <w:r>
-        <w:t xml:space="preserve"> publish their standard sequences as WAV downloads, so no test equipment is needed at either end.</w:t>
+        <w:t xml:space="preserve">Measures the receiver's whole audio chain from a Lindos test sequence and puts the results on screen. Level against alignment, channel balance, frequency response, noise, stereo separation and distortion - the measurements a broadcast engineer would make on a line, made on a repeater path instead.</w:t>
+      </w:r>
+    </w:p>
+    <w:p>
+      <w:pPr>
+        <w:spacing w:after="150"/>
+      </w:pPr>
+      <w:r>
+        <w:t xml:space="preserve">Nothing is sent from the receiver. Whoever transmits the sequence provides the signal, so at a repeater running Lynx any user can measure the transmission chain simply by sending the file. Lindos publish their standard sequences as WAV downloads, so no test equipment is needed at either end.</w:t>
       </w:r>
     </w:p>
     <w:p>
@@ -4467,15 +4242,7 @@
       </w:pPr>
       <w:r>
         <w:lastRenderedPageBreak/>
-        <w:t xml:space="preserve">Auto-Squeak listens continuously in the background and does nothing until it hears a sequence. Each </w:t>
-      </w:r>
-      <w:proofErr w:type="spellStart"/>
-      <w:r>
-        <w:t>Lindos</w:t>
-      </w:r>
-      <w:proofErr w:type="spellEnd"/>
-      <w:r>
-        <w:t xml:space="preserve"> segment is preceded by a short burst of frequency-shift keying, and it is that burst which triggers the measurement - not a level threshold, so ordinary programme audio can never set it off by accident.</w:t>
+        <w:t xml:space="preserve">Auto-Squeak listens continuously in the background and does nothing until it hears a sequence. Each Lindos segment is preceded by a short burst of frequency-shift keying, and it is that burst which triggers the measurement - not a level threshold, so ordinary programme audio can never set it off by accident.</w:t>
       </w:r>
     </w:p>
     <w:p>
@@ -4500,15 +4267,7 @@
         <w:spacing w:after="150"/>
       </w:pPr>
       <w:r>
-        <w:t xml:space="preserve">Play a </w:t>
-      </w:r>
-      <w:proofErr w:type="spellStart"/>
-      <w:r>
-        <w:t>Lindos</w:t>
-      </w:r>
-      <w:proofErr w:type="spellEnd"/>
-      <w:r>
-        <w:t xml:space="preserve"> sequence into the receiver - over the air, from a media player, or as the audio of a video file. A gap of around a minute between passes gives time to make an adjustment before the next one begins. The card appears about twelve seconds after the last segment, once the receiver is confident the pass has ended.</w:t>
+        <w:t xml:space="preserve">Play a Lindos sequence into the receiver - over the air, from a media player, or as the audio of a video file. A gap of around a minute between passes gives time to make an adjustment before the next one begins. The card appears about twelve seconds after the last segment, once the receiver is confident the pass has ended.</w:t>
       </w:r>
     </w:p>
     <w:tbl>
@@ -4623,15 +4382,7 @@
           </w:tcPr>
           <w:p>
             <w:r>
-              <w:t xml:space="preserve">How far off alignment the path is, in </w:t>
-            </w:r>
-            <w:proofErr w:type="spellStart"/>
-            <w:r>
-              <w:t>dB.</w:t>
-            </w:r>
-            <w:proofErr w:type="spellEnd"/>
-            <w:r>
-              <w:t xml:space="preserve"> This is a real gain error, not a relative figure, because the sender’s alignment level is a standard.</w:t>
+              <w:t xml:space="preserve">How far off alignment the path is, in dB. This is a real gain error, not a relative figure, because the sender’s alignment level is a standard.</w:t>
             </w:r>
           </w:p>
         </w:tc>
@@ -5065,15 +4816,7 @@
         <w:spacing w:after="150"/>
       </w:pPr>
       <w:r>
-        <w:t xml:space="preserve">50 Hz is right for the UK and Europe, where television is 25 frames per second: each frame then lasts exactly two refreshes and motion is smooth. At 60 Hz a </w:t>
-      </w:r>
-      <w:proofErr w:type="gramStart"/>
-      <w:r>
-        <w:t>25 fps</w:t>
-      </w:r>
-      <w:proofErr w:type="gramEnd"/>
-      <w:r>
-        <w:t xml:space="preserve"> picture needs 3:2 pulldown, holding frames alternately for two refreshes and three, which shows as judder on any horizontal pan. Choose 60 Hz where 30 fps is the norm, such as North America or Japan.</w:t>
+        <w:t xml:space="preserve">50 Hz is right for the UK and Europe, where television is 25 frames per second: each frame then lasts exactly two refreshes and motion is smooth. At 60 Hz a 25 fps picture needs 3:2 pulldown, holding frames alternately for two refreshes and three, which shows as judder on any horizontal pan. Choose 60 Hz where 30 fps is the norm, such as North America or Japan.</w:t>
       </w:r>
     </w:p>
     <w:p>
@@ -5108,6 +4851,157 @@
           <w:iCs/>
         </w:rPr>
         <w:t>Unlike the PPM meter style above, this cannot apply live. The screen mode is set once at startup, before the picture and the overlay begin, because changing it underneath them is exactly what causes the trouble in the first place. Restart Lynx for a change to take effect.</w:t>
+      </w:r>
+    </w:p>
+    <w:p>
+      <w:pPr>
+        <w:pStyle w:val="Heading2"/>
+        <w:spacing w:before="300" w:after="150"/>
+      </w:pPr>
+      <w:r>
+        <w:t xml:space="preserve">3.14 DVB-T2 Tuner (HDHomeRun)</w:t>
+      </w:r>
+    </w:p>
+    <w:p>
+      <w:pPr>
+        <w:spacing w:after="150"/>
+      </w:pPr>
+      <w:r>
+        <w:t xml:space="preserve">Where an HDHomeRun is on a different subnet from the receiver. Nothing needs setting here for one plugged into the same network — it is found on its own at startup, and this card simply shows it.</w:t>
+      </w:r>
+    </w:p>
+    <w:tbl>
+      <w:tblPr>
+        <w:tblStyle w:val="TableGrid"/>
+        <w:tblW w:w="9000" w:type="dxa"/>
+        <w:tblBorders>
+          <w:top w:val="single" w:sz="4" w:space="0" w:color="auto"/>
+          <w:left w:val="single" w:sz="4" w:space="0" w:color="auto"/>
+          <w:bottom w:val="single" w:sz="4" w:space="0" w:color="auto"/>
+          <w:right w:val="single" w:sz="4" w:space="0" w:color="auto"/>
+          <w:insideH w:val="single" w:sz="4" w:space="0" w:color="auto"/>
+          <w:insideV w:val="single" w:sz="4" w:space="0" w:color="auto"/>
+        </w:tblBorders>
+        <w:tblCellMar>
+          <w:left w:w="10" w:type="dxa"/>
+          <w:right w:w="10" w:type="dxa"/>
+        </w:tblCellMar>
+        <w:tblLook w:val="0000"/>
+      </w:tblPr>
+      <w:tblGrid>
+        <w:gridCol w:w="3000"/>
+        <w:gridCol w:w="6000"/>
+      </w:tblGrid>
+      <w:tr>
+        <w:tc>
+          <w:tcPr>
+            <w:tcW w:w="3000" w:type="dxa"/>
+            <w:shd w:val="clear" w:color="auto" w:fill="2C3E50"/>
+          </w:tcPr>
+          <w:p>
+            <w:r>
+              <w:rPr>
+                <w:b/>
+                <w:bCs/>
+                <w:color w:val="FFFFFF"/>
+              </w:rPr>
+              <w:t xml:space="preserve">Field</w:t>
+            </w:r>
+          </w:p>
+        </w:tc>
+        <w:tc>
+          <w:tcPr>
+            <w:tcW w:w="6000" w:type="dxa"/>
+            <w:shd w:val="clear" w:color="auto" w:fill="2C3E50"/>
+          </w:tcPr>
+          <w:p>
+            <w:r>
+              <w:rPr>
+                <w:b/>
+                <w:bCs/>
+                <w:color w:val="FFFFFF"/>
+              </w:rPr>
+              <w:t xml:space="preserve">Meaning</w:t>
+            </w:r>
+          </w:p>
+        </w:tc>
+      </w:tr>
+      <w:tr>
+        <w:tc>
+          <w:tcPr>
+            <w:tcW w:w="3000" w:type="dxa"/>
+          </w:tcPr>
+          <w:p>
+            <w:r>
+              <w:t xml:space="preserve">Discovered</w:t>
+            </w:r>
+          </w:p>
+        </w:tc>
+        <w:tc>
+          <w:tcPr>
+            <w:tcW w:w="6000" w:type="dxa"/>
+          </w:tcPr>
+          <w:p>
+            <w:r>
+              <w:t xml:space="preserve">What was actually found on the network, with each device’s ID and address. Read live rather than from the saved configuration, since the whole point of the field below is the case where discovery found nothing.</w:t>
+            </w:r>
+          </w:p>
+        </w:tc>
+      </w:tr>
+      <w:tr>
+        <w:tc>
+          <w:tcPr>
+            <w:tcW w:w="3000" w:type="dxa"/>
+          </w:tcPr>
+          <w:p>
+            <w:r>
+              <w:t xml:space="preserve">Address</w:t>
+            </w:r>
+          </w:p>
+        </w:tc>
+        <w:tc>
+          <w:tcPr>
+            <w:tcW w:w="6000" w:type="dxa"/>
+          </w:tcPr>
+          <w:p>
+            <w:r>
+              <w:t xml:space="preserve">Optional. An address given here is asked directly rather than broadcast for, and is used in addition to anything discovered locally — a receiver may reasonably have one tuner on the local segment and another across a link.</w:t>
+            </w:r>
+          </w:p>
+        </w:tc>
+      </w:tr>
+    </w:tbl>
+    <w:p>
+      <w:pPr>
+        <w:spacing w:after="150"/>
+      </w:pPr>
+      <w:r>
+        <w:t xml:space="preserve"/>
+      </w:r>
+    </w:p>
+    <w:p>
+      <w:pPr>
+        <w:pBdr>
+          <w:left w:val="single" w:sz="12" w:space="8" w:color="E8A33D"/>
+        </w:pBdr>
+        <w:shd w:val="clear" w:color="auto" w:fill="FFF4E5"/>
+        <w:spacing w:before="100" w:after="200"/>
+        <w:ind w:left="200"/>
+      </w:pPr>
+      <w:r>
+        <w:rPr>
+          <w:i/>
+          <w:iCs/>
+        </w:rPr>
+        <w:t xml:space="preserve">Auto-discovery is a UDP broadcast, so it does not cross a router. Everything after discovery is ordinary unicast, which is why a tuner at another site works perfectly once its address is given but will never be found on its own. The stream address is worked out from the routing table on every tune, so a routed path needs nothing further.</w:t>
+      </w:r>
+    </w:p>
+    <w:p>
+      <w:pPr>
+        <w:spacing w:after="150"/>
+      </w:pPr>
+      <w:r>
+        <w:t xml:space="preserve">Requires a Lynx restart. The address is read once, during the single discovery sweep at startup — a device is installed rather than plugged in and out, so there is no reason to keep looking for one.</w:t>
       </w:r>
     </w:p>
     <w:p>

--- a/docs/lynx_webui_manual.docx
+++ b/docs/lynx_webui_manual.docx
@@ -43,7 +43,7 @@
           <w:b/>
           <w:bCs/>
         </w:rPr>
-        <w:t>G8YTZ / EI3IOB — September 2026 — Version 1.8</w:t>
+        <w:t>G8YTZ / EI3IOB — September 2026 — Version 1.9</w:t>
       </w:r>
     </w:p>
     <w:p>
@@ -392,6 +392,31 @@
       </w:pPr>
       <w:r>
         <w:t xml:space="preserve">Found automatically at startup, so a tuner on the same network needs nothing configured. A tuner on a different subnet has to be named — see §3.14. When none is found, neither the panel nor this card appears at all.</w:t>
+      </w:r>
+    </w:p>
+    <w:p>
+      <w:pPr>
+        <w:pBdr>
+          <w:left w:val="single" w:sz="12" w:space="8" w:color="E8A33D"/>
+        </w:pBdr>
+        <w:shd w:val="clear" w:color="auto" w:fill="FFF4E5"/>
+        <w:spacing w:before="100" w:after="200"/>
+        <w:ind w:left="200"/>
+      </w:pPr>
+      <w:r>
+        <w:rPr>
+          <w:i/>
+          <w:iCs/>
+        </w:rPr>
+        <w:t xml:space="preserve">Lynx talks to the tuner entirely through hdhomerun-config, SiliconDust’s own command-line tool, so that package must be present. The installer fits it automatically — including on an existing receiver, via Update Now — but a hand-built system needs sudo apt install hdhomerun-config. Without it nothing is ever found, and the startup log says exactly that.</w:t>
+      </w:r>
+    </w:p>
+    <w:p>
+      <w:pPr>
+        <w:spacing w:after="150"/>
+      </w:pPr>
+      <w:r>
+        <w:t xml:space="preserve"/>
       </w:r>
     </w:p>
     <w:p>
